--- a/docs/SafeLoop开发文档.docx
+++ b/docs/SafeLoop开发文档.docx
@@ -104,6 +104,7 @@
       <w:r>
         <w:rPr>
           <w:rFonts w:ascii="Consolas" w:eastAsia="SimSun"/>
+          <w:color w:val="000000"/>
           <w:sz w:val="19"/>
           <w:szCs w:val="19"/>
         </w:rPr>
@@ -120,6 +121,7 @@
       <w:r>
         <w:rPr>
           <w:rFonts w:ascii="Consolas" w:eastAsia="SimSun"/>
+          <w:color w:val="000000"/>
           <w:sz w:val="19"/>
           <w:szCs w:val="19"/>
         </w:rPr>
@@ -136,6 +138,7 @@
       <w:r>
         <w:rPr>
           <w:rFonts w:ascii="Consolas" w:eastAsia="SimSun"/>
+          <w:color w:val="000000"/>
           <w:sz w:val="19"/>
           <w:szCs w:val="19"/>
         </w:rPr>
@@ -152,6 +155,7 @@
       <w:r>
         <w:rPr>
           <w:rFonts w:ascii="Consolas" w:eastAsia="SimSun"/>
+          <w:color w:val="000000"/>
           <w:sz w:val="19"/>
           <w:szCs w:val="19"/>
         </w:rPr>
@@ -168,6 +172,7 @@
       <w:r>
         <w:rPr>
           <w:rFonts w:ascii="Consolas" w:eastAsia="SimSun"/>
+          <w:color w:val="000000"/>
           <w:sz w:val="19"/>
           <w:szCs w:val="19"/>
         </w:rPr>
@@ -184,6 +189,7 @@
       <w:r>
         <w:rPr>
           <w:rFonts w:ascii="Consolas" w:eastAsia="SimSun"/>
+          <w:color w:val="000000"/>
           <w:sz w:val="19"/>
           <w:szCs w:val="19"/>
         </w:rPr>
@@ -200,6 +206,7 @@
       <w:r>
         <w:rPr>
           <w:rFonts w:ascii="Consolas" w:eastAsia="SimSun"/>
+          <w:color w:val="000000"/>
           <w:sz w:val="19"/>
           <w:szCs w:val="19"/>
         </w:rPr>
@@ -216,6 +223,7 @@
       <w:r>
         <w:rPr>
           <w:rFonts w:ascii="Consolas" w:eastAsia="SimSun"/>
+          <w:color w:val="000000"/>
           <w:sz w:val="19"/>
           <w:szCs w:val="19"/>
         </w:rPr>
@@ -232,6 +240,7 @@
       <w:r>
         <w:rPr>
           <w:rFonts w:ascii="Consolas" w:eastAsia="SimSun"/>
+          <w:color w:val="000000"/>
           <w:sz w:val="19"/>
           <w:szCs w:val="19"/>
         </w:rPr>
@@ -248,6 +257,7 @@
       <w:r>
         <w:rPr>
           <w:rFonts w:ascii="Consolas" w:eastAsia="SimSun"/>
+          <w:color w:val="000000"/>
           <w:sz w:val="19"/>
           <w:szCs w:val="19"/>
         </w:rPr>
@@ -264,6 +274,7 @@
       <w:r>
         <w:rPr>
           <w:rFonts w:ascii="Consolas" w:eastAsia="SimSun"/>
+          <w:color w:val="000000"/>
           <w:sz w:val="19"/>
           <w:szCs w:val="19"/>
         </w:rPr>
@@ -3640,10 +3651,11 @@
       <w:r>
         <w:rPr>
           <w:rFonts w:ascii="Consolas" w:eastAsia="SimSun"/>
-          <w:sz w:val="19"/>
-          <w:szCs w:val="19"/>
-        </w:rPr>
-        <w:t xml:space="preserve">conda activate safeLoop                      # Python 3.10,含 transformers 等 GPU 依赖</w:t>
+          <w:color w:val="6E7B8B"/>
+          <w:sz w:val="19"/>
+          <w:szCs w:val="19"/>
+        </w:rPr>
+        <w:t xml:space="preserve"># 激活 conda 环境(Python 3.10,含 transformers 等 GPU 依赖)</w:t>
       </w:r>
     </w:p>
     <w:p>
@@ -3656,6 +3668,41 @@
       <w:r>
         <w:rPr>
           <w:rFonts w:ascii="Consolas" w:eastAsia="SimSun"/>
+          <w:color w:val="000000"/>
+          <w:sz w:val="19"/>
+          <w:szCs w:val="19"/>
+        </w:rPr>
+        <w:t xml:space="preserve">conda activate safeLoop</w:t>
+      </w:r>
+    </w:p>
+    <w:p>
+      <w:pPr>
+        <w:shd w:fill="F4F6F8" w:val="clear"/>
+        <w:spacing w:after="0" w:before="0" w:line="280"/>
+        <w:ind w:left="240"/>
+        <w:jc w:val="left"/>
+      </w:pPr>
+      <w:r>
+        <w:rPr>
+          <w:rFonts w:ascii="Consolas" w:eastAsia="SimSun"/>
+          <w:color w:val="6E7B8B"/>
+          <w:sz w:val="19"/>
+          <w:szCs w:val="19"/>
+        </w:rPr>
+        <w:t xml:space="preserve"># 进入仓库根目录</w:t>
+      </w:r>
+    </w:p>
+    <w:p>
+      <w:pPr>
+        <w:shd w:fill="F4F6F8" w:val="clear"/>
+        <w:spacing w:after="0" w:before="0" w:line="280"/>
+        <w:ind w:left="240"/>
+        <w:jc w:val="left"/>
+      </w:pPr>
+      <w:r>
+        <w:rPr>
+          <w:rFonts w:ascii="Consolas" w:eastAsia="SimSun"/>
+          <w:color w:val="000000"/>
           <w:sz w:val="19"/>
           <w:szCs w:val="19"/>
         </w:rPr>
@@ -3672,10 +3719,11 @@
       <w:r>
         <w:rPr>
           <w:rFonts w:ascii="Consolas" w:eastAsia="SimSun"/>
-          <w:sz w:val="19"/>
-          <w:szCs w:val="19"/>
-        </w:rPr>
-        <w:t xml:space="preserve">pip install -e . --no-build-isolation       # 安装 safeloop 命令(核心依赖 pyyaml/rich/fastapi/uvicorn)</w:t>
+          <w:color w:val="6E7B8B"/>
+          <w:sz w:val="19"/>
+          <w:szCs w:val="19"/>
+        </w:rPr>
+        <w:t xml:space="preserve"># 安装 safeloop 统一命令(核心依赖 pyyaml/rich/fastapi/uvicorn)</w:t>
       </w:r>
     </w:p>
     <w:p>
@@ -3688,10 +3736,113 @@
       <w:r>
         <w:rPr>
           <w:rFonts w:ascii="Consolas" w:eastAsia="SimSun"/>
-          <w:sz w:val="19"/>
-          <w:szCs w:val="19"/>
-        </w:rPr>
-        <w:t xml:space="preserve"># 权重下载(仅本地模型评估需要,黑盒 API 模式可跳过):</w:t>
+          <w:color w:val="000000"/>
+          <w:sz w:val="19"/>
+          <w:szCs w:val="19"/>
+        </w:rPr>
+        <w:t xml:space="preserve">pip install -e . --no-build-isolation</w:t>
+      </w:r>
+    </w:p>
+    <w:p>
+      <w:pPr>
+        <w:shd w:fill="F4F6F8" w:val="clear"/>
+        <w:spacing w:after="0" w:before="0" w:line="280"/>
+        <w:ind w:left="240"/>
+        <w:jc w:val="left"/>
+      </w:pPr>
+      <w:r>
+        <w:rPr>
+          <w:rFonts w:ascii="Consolas" w:eastAsia="SimSun"/>
+          <w:color w:val="6E7B8B"/>
+          <w:sz w:val="19"/>
+          <w:szCs w:val="19"/>
+        </w:rPr>
+        <w:t xml:space="preserve"># 权重下载(仅本地模型评估需要;黑盒 API 模式可跳过,完整清单见 setup_env.md)</w:t>
+      </w:r>
+    </w:p>
+    <w:p>
+      <w:pPr>
+        <w:shd w:fill="F4F6F8" w:val="clear"/>
+        <w:spacing w:after="0" w:before="0" w:line="280"/>
+        <w:ind w:left="240"/>
+        <w:jc w:val="left"/>
+      </w:pPr>
+      <w:r>
+        <w:rPr>
+          <w:rFonts w:ascii="Consolas" w:eastAsia="SimSun"/>
+          <w:color w:val="000000"/>
+          <w:sz w:val="19"/>
+          <w:szCs w:val="19"/>
+        </w:rPr>
+        <w:t xml:space="preserve">hf download Qwen/Qwen3-1.7B --local-dir weights/red/Qwen3-1.7B</w:t>
+      </w:r>
+    </w:p>
+    <w:p>
+      <w:pPr>
+        <w:shd w:fill="F4F6F8" w:val="clear"/>
+        <w:spacing w:after="0" w:before="0" w:line="280"/>
+        <w:ind w:left="240"/>
+        <w:jc w:val="left"/>
+      </w:pPr>
+      <w:r>
+        <w:rPr>
+          <w:rFonts w:ascii="Consolas" w:eastAsia="SimSun"/>
+          <w:color w:val="000000"/>
+          <w:sz w:val="19"/>
+          <w:szCs w:val="19"/>
+        </w:rPr>
+        <w:t xml:space="preserve">hf download microsoft/Phi-3.5-mini-instruct --local-dir weights/target/Phi-3.5-mini-instruct</w:t>
+      </w:r>
+    </w:p>
+    <w:p>
+      <w:pPr>
+        <w:shd w:fill="F4F6F8" w:val="clear"/>
+        <w:spacing w:after="0" w:before="0" w:line="280"/>
+        <w:ind w:left="240"/>
+        <w:jc w:val="left"/>
+      </w:pPr>
+      <w:r>
+        <w:rPr>
+          <w:rFonts w:ascii="Consolas" w:eastAsia="SimSun"/>
+          <w:color w:val="000000"/>
+          <w:sz w:val="19"/>
+          <w:szCs w:val="19"/>
+        </w:rPr>
+        <w:t xml:space="preserve">hf download Qwen/Qwen3Guard-Gen-0.6B --local-dir weights/judge/Qwen3Guard-Gen-0.6B</w:t>
+      </w:r>
+    </w:p>
+    <w:p>
+      <w:pPr>
+        <w:shd w:fill="F4F6F8" w:val="clear"/>
+        <w:spacing w:after="0" w:before="0" w:line="280"/>
+        <w:ind w:left="240"/>
+        <w:jc w:val="left"/>
+      </w:pPr>
+      <w:r>
+        <w:rPr>
+          <w:rFonts w:ascii="Consolas" w:eastAsia="SimSun"/>
+          <w:color w:val="000000"/>
+          <w:sz w:val="19"/>
+          <w:szCs w:val="19"/>
+        </w:rPr>
+        <w:t xml:space="preserve">hf download qylu4156/strongreject-15k-v1 --local-dir weights/evaluator/strongreject-gemma-2b</w:t>
+      </w:r>
+    </w:p>
+    <w:p>
+      <w:pPr>
+        <w:shd w:fill="F4F6F8" w:val="clear"/>
+        <w:spacing w:after="0" w:before="0" w:line="280"/>
+        <w:ind w:left="240"/>
+        <w:jc w:val="left"/>
+      </w:pPr>
+      <w:r>
+        <w:rPr>
+          <w:rFonts w:ascii="Consolas" w:eastAsia="SimSun"/>
+          <w:color w:val="6E7B8B"/>
+          <w:sz w:val="19"/>
+          <w:szCs w:val="19"/>
+        </w:rPr>
+        <w:t xml:space="preserve"># 权重就位后校验</w:t>
       </w:r>
     </w:p>
     <w:p>
@@ -3704,10 +3855,11 @@
       <w:r>
         <w:rPr>
           <w:rFonts w:ascii="Consolas" w:eastAsia="SimSun"/>
-          <w:sz w:val="19"/>
-          <w:szCs w:val="19"/>
-        </w:rPr>
-        <w:t xml:space="preserve">hf download Qwen/Qwen1.7B-... --local-dir weights/red/...   # 详见 setup_env.md</w:t>
+          <w:color w:val="000000"/>
+          <w:sz w:val="19"/>
+          <w:szCs w:val="19"/>
+        </w:rPr>
+        <w:t xml:space="preserve">python scripts/check_weights.py</w:t>
       </w:r>
     </w:p>
     <w:p>
@@ -3752,10 +3904,11 @@
       <w:r>
         <w:rPr>
           <w:rFonts w:ascii="Consolas" w:eastAsia="SimSun"/>
-          <w:sz w:val="19"/>
-          <w:szCs w:val="19"/>
-        </w:rPr>
-        <w:t xml:space="preserve">safeloop serve                              # 推荐:http://127.0.0.1:8712</w:t>
+          <w:color w:val="6E7B8B"/>
+          <w:sz w:val="19"/>
+          <w:szCs w:val="19"/>
+        </w:rPr>
+        <w:t xml:space="preserve"># 推荐方式:统一命令启动,浏览器打开 http://127.0.0.1:8712</w:t>
       </w:r>
     </w:p>
     <w:p>
@@ -3768,10 +3921,11 @@
       <w:r>
         <w:rPr>
           <w:rFonts w:ascii="Consolas" w:eastAsia="SimSun"/>
-          <w:sz w:val="19"/>
-          <w:szCs w:val="19"/>
-        </w:rPr>
-        <w:t xml:space="preserve"># 或等价的显式方式:</w:t>
+          <w:color w:val="000000"/>
+          <w:sz w:val="19"/>
+          <w:szCs w:val="19"/>
+        </w:rPr>
+        <w:t xml:space="preserve">safeloop serve</w:t>
       </w:r>
     </w:p>
     <w:p>
@@ -3784,6 +3938,24 @@
       <w:r>
         <w:rPr>
           <w:rFonts w:ascii="Consolas" w:eastAsia="SimSun"/>
+          <w:color w:val="6E7B8B"/>
+          <w:sz w:val="19"/>
+          <w:szCs w:val="19"/>
+        </w:rPr>
+        <w:t xml:space="preserve"># 或等价的显式 uvicorn 方式</w:t>
+      </w:r>
+    </w:p>
+    <w:p>
+      <w:pPr>
+        <w:shd w:fill="F4F6F8" w:val="clear"/>
+        <w:spacing w:after="0" w:before="0" w:line="280"/>
+        <w:ind w:left="240"/>
+        <w:jc w:val="left"/>
+      </w:pPr>
+      <w:r>
+        <w:rPr>
+          <w:rFonts w:ascii="Consolas" w:eastAsia="SimSun"/>
+          <w:color w:val="000000"/>
           <w:sz w:val="19"/>
           <w:szCs w:val="19"/>
         </w:rPr>
@@ -3793,6 +3965,23 @@
     <w:p>
       <w:pPr>
         <w:shd w:fill="F4F6F8" w:val="clear"/>
+        <w:spacing w:after="0" w:before="0" w:line="280"/>
+        <w:ind w:left="240"/>
+        <w:jc w:val="left"/>
+      </w:pPr>
+      <w:r>
+        <w:rPr>
+          <w:rFonts w:ascii="Consolas" w:eastAsia="SimSun"/>
+          <w:color w:val="6E7B8B"/>
+          <w:sz w:val="19"/>
+          <w:szCs w:val="19"/>
+        </w:rPr>
+        <w:t xml:space="preserve"># 可选鉴权:先设环境变量再启动,网页页头钥匙按钮填同一密钥</w:t>
+      </w:r>
+    </w:p>
+    <w:p>
+      <w:pPr>
+        <w:shd w:fill="F4F6F8" w:val="clear"/>
         <w:spacing w:after="120" w:before="0" w:line="280"/>
         <w:ind w:left="240"/>
         <w:jc w:val="left"/>
@@ -3800,10 +3989,11 @@
       <w:r>
         <w:rPr>
           <w:rFonts w:ascii="Consolas" w:eastAsia="SimSun"/>
-          <w:sz w:val="19"/>
-          <w:szCs w:val="19"/>
-        </w:rPr>
-        <w:t xml:space="preserve"># 可选鉴权:export SAFELOOP_API_KEY=... 后再启动,网页页头钥匙按钮填同一密钥</w:t>
+          <w:color w:val="000000"/>
+          <w:sz w:val="19"/>
+          <w:szCs w:val="19"/>
+        </w:rPr>
+        <w:t xml:space="preserve">export SAFELOOP_API_KEY=...</w:t>
       </w:r>
     </w:p>
     <w:p>
@@ -3848,10 +4038,11 @@
       <w:r>
         <w:rPr>
           <w:rFonts w:ascii="Consolas" w:eastAsia="SimSun"/>
-          <w:sz w:val="19"/>
-          <w:szCs w:val="19"/>
-        </w:rPr>
-        <w:t xml:space="preserve">safeloop workbench                                     # 终端向导:目标→范围→模式→轮数</w:t>
+          <w:color w:val="6E7B8B"/>
+          <w:sz w:val="19"/>
+          <w:szCs w:val="19"/>
+        </w:rPr>
+        <w:t xml:space="preserve"># 终端向导:目标 → 范围 → 模式 → 轮数,交互式逐步选择</w:t>
       </w:r>
     </w:p>
     <w:p>
@@ -3864,10 +4055,11 @@
       <w:r>
         <w:rPr>
           <w:rFonts w:ascii="Consolas" w:eastAsia="SimSun"/>
-          <w:sz w:val="19"/>
-          <w:szCs w:val="19"/>
-        </w:rPr>
-        <w:t xml:space="preserve">safeloop workbench --mode standard -n 3                # 快速抽样 3 场景</w:t>
+          <w:color w:val="000000"/>
+          <w:sz w:val="19"/>
+          <w:szCs w:val="19"/>
+        </w:rPr>
+        <w:t xml:space="preserve">safeloop workbench</w:t>
       </w:r>
     </w:p>
     <w:p>
@@ -3880,10 +4072,11 @@
       <w:r>
         <w:rPr>
           <w:rFonts w:ascii="Consolas" w:eastAsia="SimSun"/>
-          <w:sz w:val="19"/>
-          <w:szCs w:val="19"/>
-        </w:rPr>
-        <w:t xml:space="preserve">export TARGET_API_KEY=sk-...                            # 黑盒评估:密钥只经环境变量</w:t>
+          <w:color w:val="6E7B8B"/>
+          <w:sz w:val="19"/>
+          <w:szCs w:val="19"/>
+        </w:rPr>
+        <w:t xml:space="preserve"># 快速抽样检测:3 个场景</w:t>
       </w:r>
     </w:p>
     <w:p>
@@ -3896,6 +4089,58 @@
       <w:r>
         <w:rPr>
           <w:rFonts w:ascii="Consolas" w:eastAsia="SimSun"/>
+          <w:color w:val="000000"/>
+          <w:sz w:val="19"/>
+          <w:szCs w:val="19"/>
+        </w:rPr>
+        <w:t xml:space="preserve">safeloop workbench --mode standard -n 3</w:t>
+      </w:r>
+    </w:p>
+    <w:p>
+      <w:pPr>
+        <w:shd w:fill="F4F6F8" w:val="clear"/>
+        <w:spacing w:after="0" w:before="0" w:line="280"/>
+        <w:ind w:left="240"/>
+        <w:jc w:val="left"/>
+      </w:pPr>
+      <w:r>
+        <w:rPr>
+          <w:rFonts w:ascii="Consolas" w:eastAsia="SimSun"/>
+          <w:color w:val="6E7B8B"/>
+          <w:sz w:val="19"/>
+          <w:szCs w:val="19"/>
+        </w:rPr>
+        <w:t xml:space="preserve"># 黑盒 API 评估:密钥只经环境变量,绝不落盘</w:t>
+      </w:r>
+    </w:p>
+    <w:p>
+      <w:pPr>
+        <w:shd w:fill="F4F6F8" w:val="clear"/>
+        <w:spacing w:after="0" w:before="0" w:line="280"/>
+        <w:ind w:left="240"/>
+        <w:jc w:val="left"/>
+      </w:pPr>
+      <w:r>
+        <w:rPr>
+          <w:rFonts w:ascii="Consolas" w:eastAsia="SimSun"/>
+          <w:color w:val="000000"/>
+          <w:sz w:val="19"/>
+          <w:szCs w:val="19"/>
+        </w:rPr>
+        <w:t xml:space="preserve">export TARGET_API_KEY=sk-...</w:t>
+      </w:r>
+    </w:p>
+    <w:p>
+      <w:pPr>
+        <w:shd w:fill="F4F6F8" w:val="clear"/>
+        <w:spacing w:after="0" w:before="0" w:line="280"/>
+        <w:ind w:left="240"/>
+        <w:jc w:val="left"/>
+      </w:pPr>
+      <w:r>
+        <w:rPr>
+          <w:rFonts w:ascii="Consolas" w:eastAsia="SimSun"/>
+          <w:color w:val="000000"/>
           <w:sz w:val="19"/>
           <w:szCs w:val="19"/>
         </w:rPr>
@@ -3912,10 +4157,11 @@
       <w:r>
         <w:rPr>
           <w:rFonts w:ascii="Consolas" w:eastAsia="SimSun"/>
-          <w:sz w:val="19"/>
-          <w:szCs w:val="19"/>
-        </w:rPr>
-        <w:t xml:space="preserve">safeloop workbench --suite safeloop_cn -n 5             # 中文检测(国标五域 108 场景)</w:t>
+          <w:color w:val="6E7B8B"/>
+          <w:sz w:val="19"/>
+          <w:szCs w:val="19"/>
+        </w:rPr>
+        <w:t xml:space="preserve"># 中文检测(国标五域 108 场景)</w:t>
       </w:r>
     </w:p>
     <w:p>
@@ -3928,10 +4174,11 @@
       <w:r>
         <w:rPr>
           <w:rFonts w:ascii="Consolas" w:eastAsia="SimSun"/>
-          <w:sz w:val="19"/>
-          <w:szCs w:val="19"/>
-        </w:rPr>
-        <w:t xml:space="preserve">safeloop workbench -n 5 --use-memory                    # 长期记忆(round 1+ 生效)</w:t>
+          <w:color w:val="000000"/>
+          <w:sz w:val="19"/>
+          <w:szCs w:val="19"/>
+        </w:rPr>
+        <w:t xml:space="preserve">safeloop workbench --suite safeloop_cn -n 5</w:t>
       </w:r>
     </w:p>
     <w:p>
@@ -3944,10 +4191,11 @@
       <w:r>
         <w:rPr>
           <w:rFonts w:ascii="Consolas" w:eastAsia="SimSun"/>
-          <w:sz w:val="19"/>
-          <w:szCs w:val="19"/>
-        </w:rPr>
-        <w:t xml:space="preserve">safeloop workbench -n 10 --adaptive-budget 30           # 智能预算模式</w:t>
+          <w:color w:val="6E7B8B"/>
+          <w:sz w:val="19"/>
+          <w:szCs w:val="19"/>
+        </w:rPr>
+        <w:t xml:space="preserve"># v1.1 实验能力:长期记忆(round 1+ 生效)</w:t>
       </w:r>
     </w:p>
     <w:p>
@@ -3960,10 +4208,130 @@
       <w:r>
         <w:rPr>
           <w:rFonts w:ascii="Consolas" w:eastAsia="SimSun"/>
-          <w:sz w:val="19"/>
-          <w:szCs w:val="19"/>
-        </w:rPr>
-        <w:t xml:space="preserve">safeloop history / resume run_xxx / export run_xxx      # 历史/续跑/导出</w:t>
+          <w:color w:val="000000"/>
+          <w:sz w:val="19"/>
+          <w:szCs w:val="19"/>
+        </w:rPr>
+        <w:t xml:space="preserve">safeloop workbench -n 5 --use-memory</w:t>
+      </w:r>
+    </w:p>
+    <w:p>
+      <w:pPr>
+        <w:shd w:fill="F4F6F8" w:val="clear"/>
+        <w:spacing w:after="0" w:before="0" w:line="280"/>
+        <w:ind w:left="240"/>
+        <w:jc w:val="left"/>
+      </w:pPr>
+      <w:r>
+        <w:rPr>
+          <w:rFonts w:ascii="Consolas" w:eastAsia="SimSun"/>
+          <w:color w:val="6E7B8B"/>
+          <w:sz w:val="19"/>
+          <w:szCs w:val="19"/>
+        </w:rPr>
+        <w:t xml:space="preserve"># v1.1 实验能力:智能预算模式(总预算 30 次调用)</w:t>
+      </w:r>
+    </w:p>
+    <w:p>
+      <w:pPr>
+        <w:shd w:fill="F4F6F8" w:val="clear"/>
+        <w:spacing w:after="0" w:before="0" w:line="280"/>
+        <w:ind w:left="240"/>
+        <w:jc w:val="left"/>
+      </w:pPr>
+      <w:r>
+        <w:rPr>
+          <w:rFonts w:ascii="Consolas" w:eastAsia="SimSun"/>
+          <w:color w:val="000000"/>
+          <w:sz w:val="19"/>
+          <w:szCs w:val="19"/>
+        </w:rPr>
+        <w:t xml:space="preserve">safeloop workbench -n 10 --adaptive-budget 30</w:t>
+      </w:r>
+    </w:p>
+    <w:p>
+      <w:pPr>
+        <w:shd w:fill="F4F6F8" w:val="clear"/>
+        <w:spacing w:after="0" w:before="0" w:line="280"/>
+        <w:ind w:left="240"/>
+        <w:jc w:val="left"/>
+      </w:pPr>
+      <w:r>
+        <w:rPr>
+          <w:rFonts w:ascii="Consolas" w:eastAsia="SimSun"/>
+          <w:color w:val="6E7B8B"/>
+          <w:sz w:val="19"/>
+          <w:szCs w:val="19"/>
+        </w:rPr>
+        <w:t xml:space="preserve"># 运行管理:历史 / 续跑 / 导出</w:t>
+      </w:r>
+    </w:p>
+    <w:p>
+      <w:pPr>
+        <w:shd w:fill="F4F6F8" w:val="clear"/>
+        <w:spacing w:after="0" w:before="0" w:line="280"/>
+        <w:ind w:left="240"/>
+        <w:jc w:val="left"/>
+      </w:pPr>
+      <w:r>
+        <w:rPr>
+          <w:rFonts w:ascii="Consolas" w:eastAsia="SimSun"/>
+          <w:color w:val="000000"/>
+          <w:sz w:val="19"/>
+          <w:szCs w:val="19"/>
+        </w:rPr>
+        <w:t xml:space="preserve">safeloop history</w:t>
+      </w:r>
+    </w:p>
+    <w:p>
+      <w:pPr>
+        <w:shd w:fill="F4F6F8" w:val="clear"/>
+        <w:spacing w:after="0" w:before="0" w:line="280"/>
+        <w:ind w:left="240"/>
+        <w:jc w:val="left"/>
+      </w:pPr>
+      <w:r>
+        <w:rPr>
+          <w:rFonts w:ascii="Consolas" w:eastAsia="SimSun"/>
+          <w:color w:val="000000"/>
+          <w:sz w:val="19"/>
+          <w:szCs w:val="19"/>
+        </w:rPr>
+        <w:t xml:space="preserve">safeloop resume run_xxx</w:t>
+      </w:r>
+    </w:p>
+    <w:p>
+      <w:pPr>
+        <w:shd w:fill="F4F6F8" w:val="clear"/>
+        <w:spacing w:after="0" w:before="0" w:line="280"/>
+        <w:ind w:left="240"/>
+        <w:jc w:val="left"/>
+      </w:pPr>
+      <w:r>
+        <w:rPr>
+          <w:rFonts w:ascii="Consolas" w:eastAsia="SimSun"/>
+          <w:color w:val="000000"/>
+          <w:sz w:val="19"/>
+          <w:szCs w:val="19"/>
+        </w:rPr>
+        <w:t xml:space="preserve">safeloop export run_xxx</w:t>
+      </w:r>
+    </w:p>
+    <w:p>
+      <w:pPr>
+        <w:shd w:fill="F4F6F8" w:val="clear"/>
+        <w:spacing w:after="0" w:before="0" w:line="280"/>
+        <w:ind w:left="240"/>
+        <w:jc w:val="left"/>
+      </w:pPr>
+      <w:r>
+        <w:rPr>
+          <w:rFonts w:ascii="Consolas" w:eastAsia="SimSun"/>
+          <w:color w:val="6E7B8B"/>
+          <w:sz w:val="19"/>
+          <w:szCs w:val="19"/>
+        </w:rPr>
+        <w:t xml:space="preserve"># 运行库维护:清理 30 天前的非完成 run 记录(产物文件保留)</w:t>
       </w:r>
     </w:p>
     <w:p>
@@ -3976,10 +4344,11 @@
       <w:r>
         <w:rPr>
           <w:rFonts w:ascii="Consolas" w:eastAsia="SimSun"/>
-          <w:sz w:val="19"/>
-          <w:szCs w:val="19"/>
-        </w:rPr>
-        <w:t xml:space="preserve">safeloop cleanup --days 30                              # 运行库维护</w:t>
+          <w:color w:val="000000"/>
+          <w:sz w:val="19"/>
+          <w:szCs w:val="19"/>
+        </w:rPr>
+        <w:t xml:space="preserve">safeloop cleanup --days 30</w:t>
       </w:r>
     </w:p>
     <w:p>
@@ -4009,10 +4378,45 @@
       <w:r>
         <w:rPr>
           <w:rFonts w:ascii="Consolas" w:eastAsia="SimSun"/>
-          <w:sz w:val="19"/>
-          <w:szCs w:val="19"/>
-        </w:rPr>
-        <w:t xml:space="preserve">docker compose up -d                        # 构建并启动 → http://127.0.0.1:8712</w:t>
+          <w:color w:val="6E7B8B"/>
+          <w:sz w:val="19"/>
+          <w:szCs w:val="19"/>
+        </w:rPr>
+        <w:t xml:space="preserve"># 构建并启动,浏览器打开 http://127.0.0.1:8712</w:t>
+      </w:r>
+    </w:p>
+    <w:p>
+      <w:pPr>
+        <w:shd w:fill="F4F6F8" w:val="clear"/>
+        <w:spacing w:after="0" w:before="0" w:line="280"/>
+        <w:ind w:left="240"/>
+        <w:jc w:val="left"/>
+      </w:pPr>
+      <w:r>
+        <w:rPr>
+          <w:rFonts w:ascii="Consolas" w:eastAsia="SimSun"/>
+          <w:color w:val="000000"/>
+          <w:sz w:val="19"/>
+          <w:szCs w:val="19"/>
+        </w:rPr>
+        <w:t xml:space="preserve">docker compose up -d</w:t>
+      </w:r>
+    </w:p>
+    <w:p>
+      <w:pPr>
+        <w:shd w:fill="F4F6F8" w:val="clear"/>
+        <w:spacing w:after="0" w:before="0" w:line="280"/>
+        <w:ind w:left="240"/>
+        <w:jc w:val="left"/>
+      </w:pPr>
+      <w:r>
+        <w:rPr>
+          <w:rFonts w:ascii="Consolas" w:eastAsia="SimSun"/>
+          <w:color w:val="6E7B8B"/>
+          <w:sz w:val="19"/>
+          <w:szCs w:val="19"/>
+        </w:rPr>
+        <w:t xml:space="preserve"># 停止(outputs 数据在 named volume 中保留)</w:t>
       </w:r>
     </w:p>
     <w:p>
@@ -4025,10 +4429,11 @@
       <w:r>
         <w:rPr>
           <w:rFonts w:ascii="Consolas" w:eastAsia="SimSun"/>
-          <w:sz w:val="19"/>
-          <w:szCs w:val="19"/>
-        </w:rPr>
-        <w:t xml:space="preserve">docker compose down                         # 停止(outputs 在 named volume 中保留)</w:t>
+          <w:color w:val="000000"/>
+          <w:sz w:val="19"/>
+          <w:szCs w:val="19"/>
+        </w:rPr>
+        <w:t xml:space="preserve">docker compose down</w:t>
       </w:r>
     </w:p>
     <w:p>
@@ -4073,10 +4478,11 @@
       <w:r>
         <w:rPr>
           <w:rFonts w:ascii="Consolas" w:eastAsia="SimSun"/>
-          <w:sz w:val="19"/>
-          <w:szCs w:val="19"/>
-        </w:rPr>
-        <w:t xml:space="preserve">cd apps/web &amp;&amp; npm run build               # 重新构建 dist(改前端源码后)</w:t>
+          <w:color w:val="6E7B8B"/>
+          <w:sz w:val="19"/>
+          <w:szCs w:val="19"/>
+        </w:rPr>
+        <w:t xml:space="preserve"># 修改前端源码后重新构建 dist(构建在 WSL 内执行)</w:t>
       </w:r>
     </w:p>
     <w:p>
@@ -4089,10 +4495,28 @@
       <w:r>
         <w:rPr>
           <w:rFonts w:ascii="Consolas" w:eastAsia="SimSun"/>
-          <w:sz w:val="19"/>
-          <w:szCs w:val="19"/>
-        </w:rPr>
-        <w:t xml:space="preserve"># 冒烟(需服务已启动;Windows 侧一次性准备 playwright 外部目录,详见 setup_env.md):</w:t>
+          <w:color w:val="000000"/>
+          <w:sz w:val="19"/>
+          <w:szCs w:val="19"/>
+        </w:rPr>
+        <w:t xml:space="preserve">cd apps/web &amp;&amp; npm run build</w:t>
+      </w:r>
+    </w:p>
+    <w:p>
+      <w:pPr>
+        <w:shd w:fill="F4F6F8" w:val="clear"/>
+        <w:spacing w:after="0" w:before="0" w:line="280"/>
+        <w:ind w:left="240"/>
+        <w:jc w:val="left"/>
+      </w:pPr>
+      <w:r>
+        <w:rPr>
+          <w:rFonts w:ascii="Consolas" w:eastAsia="SimSun"/>
+          <w:color w:val="6E7B8B"/>
+          <w:sz w:val="19"/>
+          <w:szCs w:val="19"/>
+        </w:rPr>
+        <w:t xml:space="preserve"># 前端冒烟:需 Web 服务已启动;Windows 侧一次性准备 playwright 外部目录(见 setup_env.md)</w:t>
       </w:r>
     </w:p>
     <w:p>
@@ -4105,6 +4529,7 @@
       <w:r>
         <w:rPr>
           <w:rFonts w:ascii="Consolas" w:eastAsia="SimSun"/>
+          <w:color w:val="000000"/>
           <w:sz w:val="19"/>
           <w:szCs w:val="19"/>
         </w:rPr>
